--- a/Caso Aldemar/Evidencia_Clase_01_MVP_Equipo01.docx
+++ b/Caso Aldemar/Evidencia_Clase_01_MVP_Equipo01.docx
@@ -932,12 +932,7 @@
                 <w:szCs w:val="19"/>
                 <w:rtl w:val="0"/>
               </w:rPr>
-              <w:t xml:space="preserve">El registro manual de muestras de choritos puede ser lento y presentar omisiones o inconsistencias, especialmente cuando existe alta densidad en la muestra, además, la falta de información organizada y trazable dificulta revisar, corregir y comparar los registros históricos de las líneas de cultivo.</w:t>
-            </w:r>
-            <w:r>
-              <w:rPr>
-                <w:rtl w:val="0"/>
-              </w:rPr>
+              <w:t>El registro de muestras de choritos se realiza de forma manual, por lo que es lento y genera diferencias de conteo y registros incompletos cuando la muestra tiene alta densidad de individuos. Además, los datos, las fotografías y las notas quedan repartidos en archivos distintos, lo que dificulta revisar, corregir y comparar el historial de una misma línea de cultivo.</w:t>
             </w:r>
           </w:p>
         </w:tc>
@@ -1063,14 +1058,7 @@
                 <w:szCs w:val="19"/>
                 <w:rtl w:val="0"/>
               </w:rPr>
-              <w:t xml:space="preserve">“Actualmente parte del trabajo se realiza de forma manual: el operador identifica la muestra, cuenta los individuos, registra datos, toma fotografías y luego consolida la información para revisión técnica. Este flujo puede requerir tiempo y generar diferencias de conteo o registros incompletos.</w:t>
-              <w:br w:type="textWrapping"/>
-              <w:t xml:space="preserve">La información de terreno puede quedar distribuida entre planillas, fotografías, notas u otros archivos, dificultando el seguimiento histórico de una misma línea de cultivo y la comparación entre fechas o sectores.”</w:t>
-            </w:r>
-            <w:r>
-              <w:rPr>
-                <w:rtl w:val="0"/>
-              </w:rPr>
+              <w:t>Caso AquaSample, sección 2.2 (Situación actual): “Actualmente parte del trabajo se realiza de forma manual: el operador identifica la muestra, cuenta los individuos, registra datos, toma fotografías y luego consolida la información para revisión técnica. Este flujo puede requerir tiempo y generar diferencias de conteo o registros incompletos. La información de terreno puede quedar distribuida entre planillas, fotografías, notas u otros archivos, dificultando el seguimiento histórico de una misma línea de cultivo y la comparación entre fechas o sectores.” La sección 2.3 confirma la necesidad de que cada registro quede asociado a su centro, tren, línea, fecha, tramo, fotografía y observaciones.</w:t>
             </w:r>
           </w:p>
         </w:tc>
@@ -1278,7 +1266,7 @@
                 <w:szCs w:val="22"/>
                 <w:rtl w:val="0"/>
               </w:rPr>
-              <w:t xml:space="preserve">Supervisor de operaciones</w:t>
+              <w:t>Operador de muestreo</w:t>
             </w:r>
           </w:p>
         </w:tc>
@@ -1307,30 +1295,7 @@
                 <w:szCs w:val="22"/>
                 <w:rtl w:val="0"/>
               </w:rPr>
-              <w:t xml:space="preserve">Registrar nuevos centros de cultivo ingresando su nombre, ubicación, id, producción y encargado.</w:t>
-            </w:r>
-          </w:p>
-          <w:p>
-            <w:pPr>
-              <w:spacing w:after="0" w:lineRule="auto"/>
-              <w:rPr/>
-            </w:pPr>
-            <w:r>
-              <w:rPr>
-                <w:rFonts w:ascii="Aptos" w:cs="Aptos" w:eastAsia="Aptos" w:hAnsi="Aptos"/>
-                <w:b w:val="0"/>
-                <w:bCs w:val="0"/>
-                <w:color w:val="222222"/>
-                <w:sz w:val="18"/>
-                <w:szCs w:val="18"/>
-                <w:rtl w:val="0"/>
-              </w:rPr>
-              <w:br w:type="textWrapping"/>
-            </w:r>
-            <w:r>
-              <w:rPr>
-                <w:rtl w:val="0"/>
-              </w:rPr>
+              <w:t>Registrar en terreno cada muestra indicando centro, tren, línea, fecha y tramo muestreado; ingresar el conteo de individuos, adjuntar la fotografía y anotar sus observaciones.</w:t>
             </w:r>
           </w:p>
         </w:tc>
@@ -1362,7 +1327,7 @@
                 <w:szCs w:val="22"/>
                 <w:rtl w:val="0"/>
               </w:rPr>
-              <w:t xml:space="preserve">No cuenta con un sistema digital centralizado para almacenar y listar los datos de los centros creados.</w:t>
+              <w:t>Cuenta y anota de forma manual. Con alta densidad de individuos el proceso es lento y aparecen diferencias de conteo, y la fotografía queda separada del dato que describe.</w:t>
             </w:r>
           </w:p>
         </w:tc>
@@ -1404,7 +1369,7 @@
                 <w:szCs w:val="22"/>
                 <w:rtl w:val="0"/>
               </w:rPr>
-              <w:t xml:space="preserve">Gerente de Producción</w:t>
+              <w:t>Supervisor técnico</w:t>
             </w:r>
           </w:p>
         </w:tc>
@@ -1436,7 +1401,7 @@
                 <w:szCs w:val="22"/>
                 <w:rtl w:val="0"/>
               </w:rPr>
-              <w:t xml:space="preserve">Consultar el estado y las toneladas de producción de un centro específico buscando por su ID.</w:t>
+              <w:t>Revisar las muestras registradas, validar los datos, solicitar correcciones y marcar el estado de revisión de cada registro.</w:t>
             </w:r>
           </w:p>
         </w:tc>
@@ -1468,7 +1433,7 @@
                 <w:szCs w:val="22"/>
                 <w:rtl w:val="0"/>
               </w:rPr>
-              <w:t xml:space="preserve">Las consultas de información toman tiempo y requieren extraer datos asíncronos de un servidor sin congelar su herramienta de trabajo.</w:t>
+              <w:t>Recibe la información ya consolidada y dispersa entre planillas, fotos y notas, por lo que detecta los errores tarde, cuando ya no es posible volver a medir la muestra.</w:t>
             </w:r>
           </w:p>
         </w:tc>
@@ -1493,84 +1458,62 @@
             </w:pPr>
             <w:r>
               <w:rPr>
-                <w:rFonts w:ascii="Aptos" w:cs="Aptos" w:eastAsia="Aptos" w:hAnsi="Aptos"/>
-                <w:b w:val="0"/>
-                <w:bCs w:val="0"/>
-                <w:color w:val="222222"/>
-                <w:sz w:val="18"/>
-                <w:szCs w:val="18"/>
-                <w:rtl w:val="0"/>
-              </w:rPr>
-              <w:br w:type="textWrapping"/>
-            </w:r>
-            <w:r>
-              <w:rPr>
-                <w:rtl w:val="0"/>
-              </w:rPr>
-            </w:r>
-          </w:p>
-        </w:tc>
-        <w:tc>
-          <w:tcPr>
-            <w:tcMar>
-              <w:top w:w="100.0" w:type="dxa"/>
-              <w:bottom w:w="100.0" w:type="dxa"/>
-            </w:tcMar>
-            <w:vAlign w:val="center"/>
-          </w:tcPr>
-          <w:p>
-            <w:pPr>
-              <w:spacing w:after="0" w:lineRule="auto"/>
-              <w:rPr/>
-            </w:pPr>
-            <w:r>
-              <w:rPr>
-                <w:rFonts w:ascii="Aptos" w:cs="Aptos" w:eastAsia="Aptos" w:hAnsi="Aptos"/>
-                <w:b w:val="0"/>
-                <w:bCs w:val="0"/>
-                <w:color w:val="222222"/>
-                <w:sz w:val="18"/>
-                <w:szCs w:val="18"/>
-                <w:rtl w:val="0"/>
-              </w:rPr>
-              <w:br w:type="textWrapping"/>
-            </w:r>
-            <w:r>
-              <w:rPr>
-                <w:rtl w:val="0"/>
-              </w:rPr>
-            </w:r>
-          </w:p>
-        </w:tc>
-        <w:tc>
-          <w:tcPr>
-            <w:tcMar>
-              <w:top w:w="100.0" w:type="dxa"/>
-              <w:bottom w:w="100.0" w:type="dxa"/>
-            </w:tcMar>
-            <w:vAlign w:val="center"/>
-          </w:tcPr>
-          <w:p>
-            <w:pPr>
-              <w:spacing w:after="0" w:lineRule="auto"/>
-              <w:rPr/>
-            </w:pPr>
-            <w:r>
-              <w:rPr>
-                <w:rFonts w:ascii="Aptos" w:cs="Aptos" w:eastAsia="Aptos" w:hAnsi="Aptos"/>
-                <w:b w:val="0"/>
-                <w:bCs w:val="0"/>
-                <w:color w:val="222222"/>
-                <w:sz w:val="18"/>
-                <w:szCs w:val="18"/>
-                <w:rtl w:val="0"/>
-              </w:rPr>
-              <w:br w:type="textWrapping"/>
-            </w:r>
-            <w:r>
-              <w:rPr>
-                <w:rtl w:val="0"/>
-              </w:rPr>
+                <w:rFonts w:ascii="Arial" w:cs="Arial" w:eastAsia="Arial" w:hAnsi="Arial"/>
+                <w:b w:val="1"/>
+                <w:bCs w:val="1"/>
+                <w:sz w:val="22"/>
+                <w:szCs w:val="22"/>
+                <w:rtl w:val="0"/>
+              </w:rPr>
+              <w:t>Analista de reportes</w:t>
+            </w:r>
+          </w:p>
+        </w:tc>
+        <w:tc>
+          <w:tcPr>
+            <w:tcMar>
+              <w:top w:w="100.0" w:type="dxa"/>
+              <w:bottom w:w="100.0" w:type="dxa"/>
+            </w:tcMar>
+            <w:vAlign w:val="center"/>
+          </w:tcPr>
+          <w:p>
+            <w:pPr>
+              <w:spacing w:after="0" w:lineRule="auto"/>
+              <w:rPr/>
+            </w:pPr>
+            <w:r>
+              <w:rPr>
+                <w:rFonts w:ascii="Arial" w:cs="Arial" w:eastAsia="Arial" w:hAnsi="Arial"/>
+                <w:sz w:val="22"/>
+                <w:szCs w:val="22"/>
+                <w:rtl w:val="0"/>
+              </w:rPr>
+              <w:t>Consultar el historial de muestras y filtrarlo por centro, línea, fecha o estado de revisión para preparar resúmenes de seguimiento técnico.</w:t>
+            </w:r>
+          </w:p>
+        </w:tc>
+        <w:tc>
+          <w:tcPr>
+            <w:tcMar>
+              <w:top w:w="100.0" w:type="dxa"/>
+              <w:bottom w:w="100.0" w:type="dxa"/>
+            </w:tcMar>
+            <w:vAlign w:val="center"/>
+          </w:tcPr>
+          <w:p>
+            <w:pPr>
+              <w:spacing w:after="0" w:lineRule="auto"/>
+              <w:rPr/>
+            </w:pPr>
+            <w:r>
+              <w:rPr>
+                <w:rFonts w:ascii="Arial" w:cs="Arial" w:eastAsia="Arial" w:hAnsi="Arial"/>
+                <w:sz w:val="22"/>
+                <w:szCs w:val="22"/>
+                <w:rtl w:val="0"/>
+              </w:rPr>
+              <w:t>El historial de una misma línea de cultivo está repartido entre archivos distintos, lo que hace difícil comparar fechas o sectores.</w:t>
             </w:r>
           </w:p>
         </w:tc>
@@ -1930,12 +1873,7 @@
                 <w:szCs w:val="18"/>
                 <w:rtl w:val="0"/>
               </w:rPr>
-              <w:t xml:space="preserve">1</w:t>
-            </w:r>
-            <w:r>
-              <w:rPr>
-                <w:rtl w:val="0"/>
-              </w:rPr>
+              <w:t>1</w:t>
             </w:r>
           </w:p>
         </w:tc>
@@ -1967,7 +1905,7 @@
                 <w:szCs w:val="22"/>
                 <w:rtl w:val="0"/>
               </w:rPr>
-              <w:t xml:space="preserve">Registrar un centro de cultivo con id, nombre, ubicación, producción (toneladas) y encargado.</w:t>
+              <w:t>Permitir el ingreso a la aplicación con usuarios ficticios y cargar el rol que define las acciones disponibles.</w:t>
             </w:r>
           </w:p>
         </w:tc>
@@ -1992,12 +1930,7 @@
                 <w:szCs w:val="22"/>
                 <w:rtl w:val="0"/>
               </w:rPr>
-              <w:t xml:space="preserve">Supervisor</w:t>
-            </w:r>
-            <w:r>
-              <w:rPr>
-                <w:rtl w:val="0"/>
-              </w:rPr>
+              <w:t>Todos los roles</w:t>
             </w:r>
           </w:p>
         </w:tc>
@@ -2024,12 +1957,7 @@
                 <w:szCs w:val="18"/>
                 <w:rtl w:val="0"/>
               </w:rPr>
-              <w:t xml:space="preserve">Alta</w:t>
-            </w:r>
-            <w:r>
-              <w:rPr>
-                <w:rtl w:val="0"/>
-              </w:rPr>
+              <w:t>Alta</w:t>
             </w:r>
           </w:p>
         </w:tc>
@@ -2063,12 +1991,7 @@
                 <w:szCs w:val="18"/>
                 <w:rtl w:val="0"/>
               </w:rPr>
-              <w:t xml:space="preserve">2</w:t>
-            </w:r>
-            <w:r>
-              <w:rPr>
-                <w:rtl w:val="0"/>
-              </w:rPr>
+              <w:t>2</w:t>
             </w:r>
           </w:p>
         </w:tc>
@@ -2093,12 +2016,7 @@
                 <w:szCs w:val="22"/>
                 <w:rtl w:val="0"/>
               </w:rPr>
-              <w:t xml:space="preserve">Listar todos los centros de cultivo guardados en el sistema.</w:t>
-            </w:r>
-            <w:r>
-              <w:rPr>
-                <w:rtl w:val="0"/>
-              </w:rPr>
+              <w:t>Registrar una muestra indicando centro, tren, línea de cultivo, fecha, hora, tramo muestreado y operador responsable.</w:t>
             </w:r>
           </w:p>
         </w:tc>
@@ -2130,7 +2048,7 @@
                 <w:szCs w:val="22"/>
                 <w:rtl w:val="0"/>
               </w:rPr>
-              <w:t xml:space="preserve">Supervisor / Gerente</w:t>
+              <w:t>Operador</w:t>
             </w:r>
           </w:p>
         </w:tc>
@@ -2157,12 +2075,7 @@
                 <w:szCs w:val="18"/>
                 <w:rtl w:val="0"/>
               </w:rPr>
-              <w:t xml:space="preserve">Alta </w:t>
-            </w:r>
-            <w:r>
-              <w:rPr>
-                <w:rtl w:val="0"/>
-              </w:rPr>
+              <w:t>Alta</w:t>
             </w:r>
           </w:p>
         </w:tc>
@@ -2196,12 +2109,7 @@
                 <w:szCs w:val="18"/>
                 <w:rtl w:val="0"/>
               </w:rPr>
-              <w:t xml:space="preserve">3</w:t>
-            </w:r>
-            <w:r>
-              <w:rPr>
-                <w:rtl w:val="0"/>
-              </w:rPr>
+              <w:t>3</w:t>
             </w:r>
           </w:p>
         </w:tc>
@@ -2233,7 +2141,7 @@
                 <w:szCs w:val="22"/>
                 <w:rtl w:val="0"/>
               </w:rPr>
-              <w:t xml:space="preserve">Buscar y mostrar la información de un centro de cultivo específico mediante su ID.</w:t>
+              <w:t>Ingresar el conteo manual de individuos y las observaciones de la muestra.</w:t>
             </w:r>
           </w:p>
         </w:tc>
@@ -2265,7 +2173,7 @@
                 <w:szCs w:val="22"/>
                 <w:rtl w:val="0"/>
               </w:rPr>
-              <w:t xml:space="preserve">Gerente</w:t>
+              <w:t>Operador</w:t>
             </w:r>
           </w:p>
         </w:tc>
@@ -2292,12 +2200,7 @@
                 <w:szCs w:val="18"/>
                 <w:rtl w:val="0"/>
               </w:rPr>
-              <w:t xml:space="preserve">Alta </w:t>
-            </w:r>
-            <w:r>
-              <w:rPr>
-                <w:rtl w:val="0"/>
-              </w:rPr>
+              <w:t>Alta</w:t>
             </w:r>
           </w:p>
         </w:tc>
@@ -2331,12 +2234,7 @@
                 <w:szCs w:val="18"/>
                 <w:rtl w:val="0"/>
               </w:rPr>
-              <w:t xml:space="preserve">4</w:t>
-            </w:r>
-            <w:r>
-              <w:rPr>
-                <w:rtl w:val="0"/>
-              </w:rPr>
+              <w:t>4</w:t>
             </w:r>
           </w:p>
         </w:tc>
@@ -2368,28 +2266,31 @@
                 <w:szCs w:val="22"/>
                 <w:rtl w:val="0"/>
               </w:rPr>
-              <w:t xml:space="preserve">Consultar de forma asíncrona la producción de un centro desde el servidor.</w:t>
-            </w:r>
-          </w:p>
-        </w:tc>
-        <w:tc>
-          <w:tcPr>
-            <w:tcMar>
-              <w:top w:w="100.0" w:type="dxa"/>
-              <w:bottom w:w="100.0" w:type="dxa"/>
-            </w:tcMar>
-            <w:vAlign w:val="center"/>
-          </w:tcPr>
-          <w:p>
-            <w:pPr>
-              <w:spacing w:after="0" w:lineRule="auto"/>
-              <w:rPr/>
-            </w:pPr>
-            <w:r>
-              <w:rPr>
-                <w:rtl w:val="0"/>
-              </w:rPr>
-              <w:t xml:space="preserve">Gerente</w:t>
+              <w:t>Capturar o adjuntar una fotografía de prueba asociada a cada muestra.</w:t>
+            </w:r>
+          </w:p>
+        </w:tc>
+        <w:tc>
+          <w:tcPr>
+            <w:tcMar>
+              <w:top w:w="100.0" w:type="dxa"/>
+              <w:bottom w:w="100.0" w:type="dxa"/>
+            </w:tcMar>
+            <w:vAlign w:val="center"/>
+          </w:tcPr>
+          <w:p>
+            <w:pPr>
+              <w:spacing w:after="0" w:lineRule="auto"/>
+              <w:rPr/>
+            </w:pPr>
+            <w:r>
+              <w:rPr>
+                <w:rFonts w:ascii="Arial" w:cs="Arial" w:eastAsia="Arial" w:hAnsi="Arial"/>
+                <w:sz w:val="22"/>
+                <w:szCs w:val="22"/>
+                <w:rtl w:val="0"/>
+              </w:rPr>
+              <w:t>Operador</w:t>
             </w:r>
           </w:p>
         </w:tc>
@@ -2416,12 +2317,7 @@
                 <w:szCs w:val="18"/>
                 <w:rtl w:val="0"/>
               </w:rPr>
-              <w:t xml:space="preserve">Alta </w:t>
-            </w:r>
-            <w:r>
-              <w:rPr>
-                <w:rtl w:val="0"/>
-              </w:rPr>
+              <w:t>Alta</w:t>
             </w:r>
           </w:p>
         </w:tc>
@@ -2455,12 +2351,7 @@
                 <w:szCs w:val="18"/>
                 <w:rtl w:val="0"/>
               </w:rPr>
-              <w:t xml:space="preserve">5</w:t>
-            </w:r>
-            <w:r>
-              <w:rPr>
-                <w:rtl w:val="0"/>
-              </w:rPr>
+              <w:t>5</w:t>
             </w:r>
           </w:p>
         </w:tc>
@@ -2492,28 +2383,31 @@
                 <w:szCs w:val="22"/>
                 <w:rtl w:val="0"/>
               </w:rPr>
-              <w:t xml:space="preserve">Mostrar un mensaje informativo en caso de que un centro no tenga un encargado asignado ("Encargado no asignado").</w:t>
-            </w:r>
-          </w:p>
-        </w:tc>
-        <w:tc>
-          <w:tcPr>
-            <w:tcMar>
-              <w:top w:w="100.0" w:type="dxa"/>
-              <w:bottom w:w="100.0" w:type="dxa"/>
-            </w:tcMar>
-            <w:vAlign w:val="center"/>
-          </w:tcPr>
-          <w:p>
-            <w:pPr>
-              <w:spacing w:after="0" w:lineRule="auto"/>
-              <w:rPr/>
-            </w:pPr>
-            <w:r>
-              <w:rPr>
-                <w:rtl w:val="0"/>
-              </w:rPr>
-              <w:t xml:space="preserve">Supervisor</w:t>
+              <w:t>Validar los campos obligatorios antes de guardar o cerrar el registro.</w:t>
+            </w:r>
+          </w:p>
+        </w:tc>
+        <w:tc>
+          <w:tcPr>
+            <w:tcMar>
+              <w:top w:w="100.0" w:type="dxa"/>
+              <w:bottom w:w="100.0" w:type="dxa"/>
+            </w:tcMar>
+            <w:vAlign w:val="center"/>
+          </w:tcPr>
+          <w:p>
+            <w:pPr>
+              <w:spacing w:after="0" w:lineRule="auto"/>
+              <w:rPr/>
+            </w:pPr>
+            <w:r>
+              <w:rPr>
+                <w:rFonts w:ascii="Arial" w:cs="Arial" w:eastAsia="Arial" w:hAnsi="Arial"/>
+                <w:sz w:val="22"/>
+                <w:szCs w:val="22"/>
+                <w:rtl w:val="0"/>
+              </w:rPr>
+              <w:t>Operador</w:t>
             </w:r>
           </w:p>
         </w:tc>
@@ -2540,12 +2434,7 @@
                 <w:szCs w:val="18"/>
                 <w:rtl w:val="0"/>
               </w:rPr>
-              <w:t xml:space="preserve">Media </w:t>
-            </w:r>
-            <w:r>
-              <w:rPr>
-                <w:rtl w:val="0"/>
-              </w:rPr>
+              <w:t>Alta</w:t>
             </w:r>
           </w:p>
         </w:tc>
@@ -2579,12 +2468,7 @@
                 <w:szCs w:val="18"/>
                 <w:rtl w:val="0"/>
               </w:rPr>
-              <w:t xml:space="preserve">6</w:t>
-            </w:r>
-            <w:r>
-              <w:rPr>
-                <w:rtl w:val="0"/>
-              </w:rPr>
+              <w:t>6</w:t>
             </w:r>
           </w:p>
         </w:tc>
@@ -2616,28 +2500,31 @@
                 <w:szCs w:val="22"/>
                 <w:rtl w:val="0"/>
               </w:rPr>
-              <w:t xml:space="preserve">Validar que los datos numéricos ingresados sean correctos para evitar cierres de la aplicación.</w:t>
-            </w:r>
-          </w:p>
-        </w:tc>
-        <w:tc>
-          <w:tcPr>
-            <w:tcMar>
-              <w:top w:w="100.0" w:type="dxa"/>
-              <w:bottom w:w="100.0" w:type="dxa"/>
-            </w:tcMar>
-            <w:vAlign w:val="center"/>
-          </w:tcPr>
-          <w:p>
-            <w:pPr>
-              <w:spacing w:after="0" w:lineRule="auto"/>
-              <w:rPr/>
-            </w:pPr>
-            <w:r>
-              <w:rPr>
-                <w:rtl w:val="0"/>
-              </w:rPr>
-              <w:t xml:space="preserve">supervisor/gerente</w:t>
+              <w:t>Guardar los registros y permitir consultar el historial de muestras anteriores.</w:t>
+            </w:r>
+          </w:p>
+        </w:tc>
+        <w:tc>
+          <w:tcPr>
+            <w:tcMar>
+              <w:top w:w="100.0" w:type="dxa"/>
+              <w:bottom w:w="100.0" w:type="dxa"/>
+            </w:tcMar>
+            <w:vAlign w:val="center"/>
+          </w:tcPr>
+          <w:p>
+            <w:pPr>
+              <w:spacing w:after="0" w:lineRule="auto"/>
+              <w:rPr/>
+            </w:pPr>
+            <w:r>
+              <w:rPr>
+                <w:rFonts w:ascii="Arial" w:cs="Arial" w:eastAsia="Arial" w:hAnsi="Arial"/>
+                <w:sz w:val="22"/>
+                <w:szCs w:val="22"/>
+                <w:rtl w:val="0"/>
+              </w:rPr>
+              <w:t>Operador / Analista</w:t>
             </w:r>
           </w:p>
         </w:tc>
@@ -2664,12 +2551,241 @@
                 <w:szCs w:val="18"/>
                 <w:rtl w:val="0"/>
               </w:rPr>
-              <w:t xml:space="preserve">Alta </w:t>
-            </w:r>
-            <w:r>
-              <w:rPr>
-                <w:rtl w:val="0"/>
-              </w:rPr>
+              <w:t>Alta</w:t>
+            </w:r>
+          </w:p>
+        </w:tc>
+      </w:tr>
+      <w:tr>
+        <w:trPr>
+          <w:cantSplit w:val="0"/>
+          <w:tblHeader w:val="0"/>
+        </w:trPr>
+        <w:tc>
+          <w:tcPr>
+            <w:tcMar>
+              <w:top w:w="100.0" w:type="dxa"/>
+              <w:bottom w:w="100.0" w:type="dxa"/>
+            </w:tcMar>
+            <w:vAlign w:val="center"/>
+          </w:tcPr>
+          <w:p>
+            <w:pPr>
+              <w:spacing w:after="0" w:lineRule="auto"/>
+              <w:jc w:val="center"/>
+              <w:rPr/>
+            </w:pPr>
+            <w:r>
+              <w:rPr>
+                <w:rFonts w:ascii="Aptos" w:cs="Aptos" w:eastAsia="Aptos" w:hAnsi="Aptos"/>
+                <w:b w:val="0"/>
+                <w:bCs w:val="0"/>
+                <w:color w:val="222222"/>
+                <w:sz w:val="18"/>
+                <w:szCs w:val="18"/>
+                <w:rtl w:val="0"/>
+              </w:rPr>
+              <w:t>7</w:t>
+            </w:r>
+          </w:p>
+        </w:tc>
+        <w:tc>
+          <w:tcPr>
+            <w:shd w:fill="auto" w:val="clear"/>
+            <w:tcMar>
+              <w:top w:w="120.0" w:type="dxa"/>
+              <w:left w:w="120.0" w:type="dxa"/>
+              <w:bottom w:w="120.0" w:type="dxa"/>
+              <w:right w:w="120.0" w:type="dxa"/>
+            </w:tcMar>
+            <w:vAlign w:val="top"/>
+          </w:tcPr>
+          <w:p>
+            <w:pPr>
+              <w:widowControl w:val="0"/>
+              <w:spacing w:after="120" w:before="120" w:line="300" w:lineRule="auto"/>
+              <w:rPr>
+                <w:rFonts w:ascii="Arial" w:cs="Arial" w:eastAsia="Arial" w:hAnsi="Arial"/>
+                <w:sz w:val="22"/>
+                <w:szCs w:val="22"/>
+              </w:rPr>
+            </w:pPr>
+            <w:r>
+              <w:rPr>
+                <w:rFonts w:ascii="Arial" w:cs="Arial" w:eastAsia="Arial" w:hAnsi="Arial"/>
+                <w:sz w:val="22"/>
+                <w:szCs w:val="22"/>
+                <w:rtl w:val="0"/>
+              </w:rPr>
+              <w:t>Filtrar o buscar muestras por centro, línea, fecha o estado de revisión.</w:t>
+            </w:r>
+          </w:p>
+        </w:tc>
+        <w:tc>
+          <w:tcPr>
+            <w:tcMar>
+              <w:top w:w="100.0" w:type="dxa"/>
+              <w:bottom w:w="100.0" w:type="dxa"/>
+            </w:tcMar>
+            <w:vAlign w:val="center"/>
+          </w:tcPr>
+          <w:p>
+            <w:pPr>
+              <w:spacing w:after="0" w:lineRule="auto"/>
+              <w:rPr/>
+            </w:pPr>
+            <w:r>
+              <w:rPr>
+                <w:rFonts w:ascii="Arial" w:cs="Arial" w:eastAsia="Arial" w:hAnsi="Arial"/>
+                <w:sz w:val="22"/>
+                <w:szCs w:val="22"/>
+                <w:rtl w:val="0"/>
+              </w:rPr>
+              <w:t>Analista / Supervisor</w:t>
+            </w:r>
+          </w:p>
+        </w:tc>
+        <w:tc>
+          <w:tcPr>
+            <w:tcMar>
+              <w:top w:w="100.0" w:type="dxa"/>
+              <w:bottom w:w="100.0" w:type="dxa"/>
+            </w:tcMar>
+            <w:vAlign w:val="center"/>
+          </w:tcPr>
+          <w:p>
+            <w:pPr>
+              <w:spacing w:after="0" w:lineRule="auto"/>
+              <w:rPr/>
+            </w:pPr>
+            <w:r>
+              <w:rPr>
+                <w:rFonts w:ascii="Aptos" w:cs="Aptos" w:eastAsia="Aptos" w:hAnsi="Aptos"/>
+                <w:b w:val="0"/>
+                <w:bCs w:val="0"/>
+                <w:color w:val="222222"/>
+                <w:sz w:val="18"/>
+                <w:szCs w:val="18"/>
+                <w:rtl w:val="0"/>
+              </w:rPr>
+              <w:t>Media</w:t>
+            </w:r>
+          </w:p>
+        </w:tc>
+      </w:tr>
+      <w:tr>
+        <w:trPr>
+          <w:cantSplit w:val="0"/>
+          <w:tblHeader w:val="0"/>
+        </w:trPr>
+        <w:tc>
+          <w:tcPr>
+            <w:tcMar>
+              <w:top w:w="100.0" w:type="dxa"/>
+              <w:bottom w:w="100.0" w:type="dxa"/>
+            </w:tcMar>
+            <w:vAlign w:val="center"/>
+          </w:tcPr>
+          <w:p>
+            <w:pPr>
+              <w:spacing w:after="0" w:lineRule="auto"/>
+              <w:jc w:val="center"/>
+              <w:rPr/>
+            </w:pPr>
+            <w:r>
+              <w:rPr>
+                <w:rFonts w:ascii="Aptos" w:cs="Aptos" w:eastAsia="Aptos" w:hAnsi="Aptos"/>
+                <w:b w:val="0"/>
+                <w:bCs w:val="0"/>
+                <w:color w:val="222222"/>
+                <w:sz w:val="18"/>
+                <w:szCs w:val="18"/>
+                <w:rtl w:val="0"/>
+              </w:rPr>
+              <w:t>8</w:t>
+            </w:r>
+          </w:p>
+        </w:tc>
+        <w:tc>
+          <w:tcPr>
+            <w:shd w:fill="auto" w:val="clear"/>
+            <w:tcMar>
+              <w:top w:w="120.0" w:type="dxa"/>
+              <w:left w:w="120.0" w:type="dxa"/>
+              <w:bottom w:w="120.0" w:type="dxa"/>
+              <w:right w:w="120.0" w:type="dxa"/>
+            </w:tcMar>
+            <w:vAlign w:val="top"/>
+          </w:tcPr>
+          <w:p>
+            <w:pPr>
+              <w:widowControl w:val="0"/>
+              <w:spacing w:after="120" w:before="120" w:line="300" w:lineRule="auto"/>
+              <w:rPr>
+                <w:rFonts w:ascii="Arial" w:cs="Arial" w:eastAsia="Arial" w:hAnsi="Arial"/>
+                <w:sz w:val="22"/>
+                <w:szCs w:val="22"/>
+              </w:rPr>
+            </w:pPr>
+            <w:r>
+              <w:rPr>
+                <w:rFonts w:ascii="Arial" w:cs="Arial" w:eastAsia="Arial" w:hAnsi="Arial"/>
+                <w:sz w:val="22"/>
+                <w:szCs w:val="22"/>
+                <w:rtl w:val="0"/>
+              </w:rPr>
+              <w:t>Permitir la revisión del supervisor cambiando el estado de la muestra entre pendiente, observado, corregido y validado.</w:t>
+            </w:r>
+          </w:p>
+        </w:tc>
+        <w:tc>
+          <w:tcPr>
+            <w:tcMar>
+              <w:top w:w="100.0" w:type="dxa"/>
+              <w:bottom w:w="100.0" w:type="dxa"/>
+            </w:tcMar>
+            <w:vAlign w:val="center"/>
+          </w:tcPr>
+          <w:p>
+            <w:pPr>
+              <w:spacing w:after="0" w:lineRule="auto"/>
+              <w:rPr/>
+            </w:pPr>
+            <w:r>
+              <w:rPr>
+                <w:rFonts w:ascii="Arial" w:cs="Arial" w:eastAsia="Arial" w:hAnsi="Arial"/>
+                <w:sz w:val="22"/>
+                <w:szCs w:val="22"/>
+                <w:rtl w:val="0"/>
+              </w:rPr>
+              <w:t>Supervisor</w:t>
+            </w:r>
+          </w:p>
+        </w:tc>
+        <w:tc>
+          <w:tcPr>
+            <w:tcMar>
+              <w:top w:w="100.0" w:type="dxa"/>
+              <w:bottom w:w="100.0" w:type="dxa"/>
+            </w:tcMar>
+            <w:vAlign w:val="center"/>
+          </w:tcPr>
+          <w:p>
+            <w:pPr>
+              <w:spacing w:after="0" w:lineRule="auto"/>
+              <w:rPr/>
+            </w:pPr>
+            <w:r>
+              <w:rPr>
+                <w:rFonts w:ascii="Aptos" w:cs="Aptos" w:eastAsia="Aptos" w:hAnsi="Aptos"/>
+                <w:b w:val="0"/>
+                <w:bCs w:val="0"/>
+                <w:color w:val="222222"/>
+                <w:sz w:val="18"/>
+                <w:szCs w:val="18"/>
+                <w:rtl w:val="0"/>
+              </w:rPr>
+              <w:t>Alta</w:t>
             </w:r>
           </w:p>
         </w:tc>
@@ -2834,12 +2950,7 @@
                 <w:szCs w:val="19"/>
                 <w:rtl w:val="0"/>
               </w:rPr>
-              <w:t xml:space="preserve">1</w:t>
-            </w:r>
-            <w:r>
-              <w:rPr>
-                <w:rtl w:val="0"/>
-              </w:rPr>
+              <w:t>1</w:t>
             </w:r>
           </w:p>
         </w:tc>
@@ -2873,16 +2984,16 @@
                 <w:szCs w:val="22"/>
                 <w:rtl w:val="0"/>
               </w:rPr>
-              <w:t xml:space="preserve">Tolerancia a errores:</w:t>
-            </w:r>
-            <w:r>
-              <w:rPr>
-                <w:rFonts w:ascii="Arial" w:cs="Arial" w:eastAsia="Arial" w:hAnsi="Arial"/>
-                <w:sz w:val="22"/>
-                <w:szCs w:val="22"/>
-                <w:rtl w:val="0"/>
-              </w:rPr>
-              <w:t xml:space="preserve"> El sistema debe capturar excepciones ante datos numéricos inválidos (usando try-catch o funciones seguras) para no cerrarse abruptamente.</w:t>
+              <w:t>Usabilidad:</w:t>
+            </w:r>
+            <w:r>
+              <w:rPr>
+                <w:rFonts w:ascii="Arial" w:cs="Arial" w:eastAsia="Arial" w:hAnsi="Arial"/>
+                <w:sz w:val="22"/>
+                <w:szCs w:val="22"/>
+                <w:rtl w:val="0"/>
+              </w:rPr>
+              <w:t xml:space="preserve"> la aplicación se usa en terreno, por lo que debe tener formularios simples, botones claros y una navegación rápida desde un teléfono Android.</w:t>
             </w:r>
           </w:p>
         </w:tc>
@@ -2916,12 +3027,7 @@
                 <w:szCs w:val="19"/>
                 <w:rtl w:val="0"/>
               </w:rPr>
-              <w:t xml:space="preserve">2</w:t>
-            </w:r>
-            <w:r>
-              <w:rPr>
-                <w:rtl w:val="0"/>
-              </w:rPr>
+              <w:t>2</w:t>
             </w:r>
           </w:p>
         </w:tc>
@@ -2955,16 +3061,16 @@
                 <w:szCs w:val="22"/>
                 <w:rtl w:val="0"/>
               </w:rPr>
-              <w:t xml:space="preserve">Rendimiento / Asincronía:</w:t>
-            </w:r>
-            <w:r>
-              <w:rPr>
-                <w:rFonts w:ascii="Arial" w:cs="Arial" w:eastAsia="Arial" w:hAnsi="Arial"/>
-                <w:sz w:val="22"/>
-                <w:szCs w:val="22"/>
-                <w:rtl w:val="0"/>
-              </w:rPr>
-              <w:t xml:space="preserve"> La consulta al servidor debe estar separada del flujo principal y demorar un tiempo simulado (ej. 2 segundos) sin bloquear la interfaz.</w:t>
+              <w:t>Privacidad:</w:t>
+            </w:r>
+            <w:r>
+              <w:rPr>
+                <w:rFonts w:ascii="Arial" w:cs="Arial" w:eastAsia="Arial" w:hAnsi="Arial"/>
+                <w:sz w:val="22"/>
+                <w:szCs w:val="22"/>
+                <w:rtl w:val="0"/>
+              </w:rPr>
+              <w:t xml:space="preserve"> todos los usuarios, registros y fotografías deben ser ficticios o anonimizados. No se usan nombres, RUT, correos ni imágenes de personas reales.</w:t>
             </w:r>
           </w:p>
         </w:tc>
@@ -2998,12 +3104,7 @@
                 <w:szCs w:val="19"/>
                 <w:rtl w:val="0"/>
               </w:rPr>
-              <w:t xml:space="preserve">3</w:t>
-            </w:r>
-            <w:r>
-              <w:rPr>
-                <w:rtl w:val="0"/>
-              </w:rPr>
+              <w:t>3</w:t>
             </w:r>
           </w:p>
         </w:tc>
@@ -3037,16 +3138,170 @@
                 <w:szCs w:val="22"/>
                 <w:rtl w:val="0"/>
               </w:rPr>
-              <w:t xml:space="preserve">Persistencia temporal:</w:t>
-            </w:r>
-            <w:r>
-              <w:rPr>
-                <w:rFonts w:ascii="Arial" w:cs="Arial" w:eastAsia="Arial" w:hAnsi="Arial"/>
-                <w:sz w:val="22"/>
-                <w:szCs w:val="22"/>
-                <w:rtl w:val="0"/>
-              </w:rPr>
-              <w:t xml:space="preserve"> Los datos deben almacenarse en una estructura de lista mutable mientras el sistema esté en ejecución.</w:t>
+              <w:t>Conectividad limitada:</w:t>
+            </w:r>
+            <w:r>
+              <w:rPr>
+                <w:rFonts w:ascii="Arial" w:cs="Arial" w:eastAsia="Arial" w:hAnsi="Arial"/>
+                <w:sz w:val="22"/>
+                <w:szCs w:val="22"/>
+                <w:rtl w:val="0"/>
+              </w:rPr>
+              <w:t xml:space="preserve"> debe ser posible registrar una muestra sin conexión, guardando en almacenamiento local y sincronizando cuando exista internet.</w:t>
+            </w:r>
+          </w:p>
+        </w:tc>
+      </w:tr>
+      <w:tr>
+        <w:trPr>
+          <w:cantSplit w:val="0"/>
+          <w:tblHeader w:val="0"/>
+        </w:trPr>
+        <w:tc>
+          <w:tcPr>
+            <w:tcMar>
+              <w:top w:w="100.0" w:type="dxa"/>
+              <w:bottom w:w="100.0" w:type="dxa"/>
+            </w:tcMar>
+            <w:vAlign w:val="center"/>
+          </w:tcPr>
+          <w:p>
+            <w:pPr>
+              <w:spacing w:after="0" w:lineRule="auto"/>
+              <w:jc w:val="center"/>
+              <w:rPr/>
+            </w:pPr>
+            <w:r>
+              <w:rPr>
+                <w:rFonts w:ascii="Aptos" w:cs="Aptos" w:eastAsia="Aptos" w:hAnsi="Aptos"/>
+                <w:b w:val="0"/>
+                <w:bCs w:val="0"/>
+                <w:color w:val="222222"/>
+                <w:sz w:val="19"/>
+                <w:szCs w:val="19"/>
+                <w:rtl w:val="0"/>
+              </w:rPr>
+              <w:t>4</w:t>
+            </w:r>
+          </w:p>
+        </w:tc>
+        <w:tc>
+          <w:tcPr>
+            <w:shd w:fill="auto" w:val="clear"/>
+            <w:tcMar>
+              <w:top w:w="120.0" w:type="dxa"/>
+              <w:left w:w="120.0" w:type="dxa"/>
+              <w:bottom w:w="120.0" w:type="dxa"/>
+              <w:right w:w="120.0" w:type="dxa"/>
+            </w:tcMar>
+            <w:vAlign w:val="top"/>
+          </w:tcPr>
+          <w:p>
+            <w:pPr>
+              <w:widowControl w:val="0"/>
+              <w:spacing w:after="120" w:before="120" w:line="300" w:lineRule="auto"/>
+              <w:rPr>
+                <w:rFonts w:ascii="Arial" w:cs="Arial" w:eastAsia="Arial" w:hAnsi="Arial"/>
+                <w:sz w:val="22"/>
+                <w:szCs w:val="22"/>
+              </w:rPr>
+            </w:pPr>
+            <w:r>
+              <w:rPr>
+                <w:rFonts w:ascii="Arial" w:cs="Arial" w:eastAsia="Arial" w:hAnsi="Arial"/>
+                <w:b w:val="1"/>
+                <w:bCs w:val="1"/>
+                <w:sz w:val="22"/>
+                <w:szCs w:val="22"/>
+                <w:rtl w:val="0"/>
+              </w:rPr>
+              <w:t>Confiabilidad:</w:t>
+            </w:r>
+            <w:r>
+              <w:rPr>
+                <w:rFonts w:ascii="Arial" w:cs="Arial" w:eastAsia="Arial" w:hAnsi="Arial"/>
+                <w:sz w:val="22"/>
+                <w:szCs w:val="22"/>
+                <w:rtl w:val="0"/>
+              </w:rPr>
+              <w:t xml:space="preserve"> un registro en curso no debe perderse al cambiar de pantalla, rotar el dispositivo o cerrar el flujo por error.</w:t>
+            </w:r>
+          </w:p>
+        </w:tc>
+      </w:tr>
+      <w:tr>
+        <w:trPr>
+          <w:cantSplit w:val="0"/>
+          <w:tblHeader w:val="0"/>
+        </w:trPr>
+        <w:tc>
+          <w:tcPr>
+            <w:tcMar>
+              <w:top w:w="100.0" w:type="dxa"/>
+              <w:bottom w:w="100.0" w:type="dxa"/>
+            </w:tcMar>
+            <w:vAlign w:val="center"/>
+          </w:tcPr>
+          <w:p>
+            <w:pPr>
+              <w:spacing w:after="0" w:lineRule="auto"/>
+              <w:jc w:val="center"/>
+              <w:rPr/>
+            </w:pPr>
+            <w:r>
+              <w:rPr>
+                <w:rFonts w:ascii="Aptos" w:cs="Aptos" w:eastAsia="Aptos" w:hAnsi="Aptos"/>
+                <w:b w:val="0"/>
+                <w:bCs w:val="0"/>
+                <w:color w:val="222222"/>
+                <w:sz w:val="19"/>
+                <w:szCs w:val="19"/>
+                <w:rtl w:val="0"/>
+              </w:rPr>
+              <w:t>5</w:t>
+            </w:r>
+          </w:p>
+        </w:tc>
+        <w:tc>
+          <w:tcPr>
+            <w:shd w:fill="auto" w:val="clear"/>
+            <w:tcMar>
+              <w:top w:w="120.0" w:type="dxa"/>
+              <w:left w:w="120.0" w:type="dxa"/>
+              <w:bottom w:w="120.0" w:type="dxa"/>
+              <w:right w:w="120.0" w:type="dxa"/>
+            </w:tcMar>
+            <w:vAlign w:val="top"/>
+          </w:tcPr>
+          <w:p>
+            <w:pPr>
+              <w:widowControl w:val="0"/>
+              <w:spacing w:after="120" w:before="120" w:line="300" w:lineRule="auto"/>
+              <w:rPr>
+                <w:rFonts w:ascii="Arial" w:cs="Arial" w:eastAsia="Arial" w:hAnsi="Arial"/>
+                <w:sz w:val="22"/>
+                <w:szCs w:val="22"/>
+              </w:rPr>
+            </w:pPr>
+            <w:r>
+              <w:rPr>
+                <w:rFonts w:ascii="Arial" w:cs="Arial" w:eastAsia="Arial" w:hAnsi="Arial"/>
+                <w:b w:val="1"/>
+                <w:bCs w:val="1"/>
+                <w:sz w:val="22"/>
+                <w:szCs w:val="22"/>
+                <w:rtl w:val="0"/>
+              </w:rPr>
+              <w:t>Compatibilidad y mantenibilidad:</w:t>
+            </w:r>
+            <w:r>
+              <w:rPr>
+                <w:rFonts w:ascii="Arial" w:cs="Arial" w:eastAsia="Arial" w:hAnsi="Arial"/>
+                <w:sz w:val="22"/>
+                <w:szCs w:val="22"/>
+                <w:rtl w:val="0"/>
+              </w:rPr>
+              <w:t xml:space="preserve"> el MVP debe ejecutarse en Android y organizarse con arquitectura MVVM, separando Model, ViewModel, UI y Repository.</w:t>
             </w:r>
           </w:p>
         </w:tc>
@@ -3276,7 +3531,7 @@
                 <w:szCs w:val="22"/>
                 <w:rtl w:val="0"/>
               </w:rPr>
-              <w:t xml:space="preserve">Registrar centro</w:t>
+              <w:t>Ingreso con rol</w:t>
             </w:r>
           </w:p>
         </w:tc>
@@ -3308,7 +3563,7 @@
                 <w:szCs w:val="22"/>
                 <w:rtl w:val="0"/>
               </w:rPr>
-              <w:t xml:space="preserve">Es la base del sistema; sin el registro (id, nombre, etc.) no hay datos para gestionar.</w:t>
+              <w:t>Separa a quien registra de quien revisa. Sin esa distinción no se puede demostrar el flujo de validación que pide el caso.</w:t>
             </w:r>
           </w:p>
         </w:tc>
@@ -3335,12 +3590,7 @@
                 <w:szCs w:val="19"/>
                 <w:rtl w:val="0"/>
               </w:rPr>
-              <w:t xml:space="preserve">Alta</w:t>
-            </w:r>
-            <w:r>
-              <w:rPr>
-                <w:rtl w:val="0"/>
-              </w:rPr>
+              <w:t>Alta</w:t>
             </w:r>
           </w:p>
         </w:tc>
@@ -3378,7 +3628,7 @@
                 <w:szCs w:val="22"/>
                 <w:rtl w:val="0"/>
               </w:rPr>
-              <w:t xml:space="preserve">Listar centros</w:t>
+              <w:t>Registrar muestra</w:t>
             </w:r>
           </w:p>
         </w:tc>
@@ -3410,7 +3660,7 @@
                 <w:szCs w:val="22"/>
                 <w:rtl w:val="0"/>
               </w:rPr>
-              <w:t xml:space="preserve">Permite visualizar que la información ingresada quedó correctamente guardada.</w:t>
+              <w:t>Es el núcleo del caso: sin centro, tren, línea, fecha y tramo no existe trazabilidad del registro.</w:t>
             </w:r>
           </w:p>
         </w:tc>
@@ -3437,12 +3687,7 @@
                 <w:szCs w:val="19"/>
                 <w:rtl w:val="0"/>
               </w:rPr>
-              <w:t xml:space="preserve">Alta </w:t>
-            </w:r>
-            <w:r>
-              <w:rPr>
-                <w:rtl w:val="0"/>
-              </w:rPr>
+              <w:t>Alta</w:t>
             </w:r>
           </w:p>
         </w:tc>
@@ -3480,7 +3725,7 @@
                 <w:szCs w:val="22"/>
                 <w:rtl w:val="0"/>
               </w:rPr>
-              <w:t xml:space="preserve">Buscar centro por ID</w:t>
+              <w:t>Ingresar conteo y observaciones</w:t>
             </w:r>
           </w:p>
         </w:tc>
@@ -3512,7 +3757,7 @@
                 <w:szCs w:val="22"/>
                 <w:rtl w:val="0"/>
               </w:rPr>
-              <w:t xml:space="preserve">Facilita la recuperación de datos exactos en un entorno de alta cantidad de centros.</w:t>
+              <w:t>Reemplaza la anotación manual, que es la fuente actual de las diferencias de conteo.</w:t>
             </w:r>
           </w:p>
         </w:tc>
@@ -3539,12 +3784,7 @@
                 <w:szCs w:val="19"/>
                 <w:rtl w:val="0"/>
               </w:rPr>
-              <w:t xml:space="preserve">Alta </w:t>
-            </w:r>
-            <w:r>
-              <w:rPr>
-                <w:rtl w:val="0"/>
-              </w:rPr>
+              <w:t>Alta</w:t>
             </w:r>
           </w:p>
         </w:tc>
@@ -3582,7 +3822,7 @@
                 <w:szCs w:val="22"/>
                 <w:rtl w:val="0"/>
               </w:rPr>
-              <w:t xml:space="preserve">Consultar producción</w:t>
+              <w:t>Adjuntar o capturar fotografía</w:t>
             </w:r>
           </w:p>
         </w:tc>
@@ -3614,7 +3854,7 @@
                 <w:szCs w:val="22"/>
                 <w:rtl w:val="0"/>
               </w:rPr>
-              <w:t xml:space="preserve">Demuestra la capacidad del sistema para conectarse de forma asíncrona a un "Servidor".</w:t>
+              <w:t>Deja la evidencia unida al registro en lugar de dispersa en otro archivo.</w:t>
             </w:r>
           </w:p>
         </w:tc>
@@ -3641,12 +3881,7 @@
                 <w:szCs w:val="19"/>
                 <w:rtl w:val="0"/>
               </w:rPr>
-              <w:t xml:space="preserve">Alta </w:t>
-            </w:r>
-            <w:r>
-              <w:rPr>
-                <w:rtl w:val="0"/>
-              </w:rPr>
+              <w:t>Alta</w:t>
             </w:r>
           </w:p>
         </w:tc>
@@ -3671,30 +3906,36 @@
             </w:pPr>
             <w:r>
               <w:rPr>
-                <w:rtl w:val="0"/>
-              </w:rPr>
-              <w:t xml:space="preserve">Gestionar usuarios</w:t>
-            </w:r>
-          </w:p>
-        </w:tc>
-        <w:tc>
-          <w:tcPr>
-            <w:tcMar>
-              <w:top w:w="100.0" w:type="dxa"/>
-              <w:bottom w:w="100.0" w:type="dxa"/>
-            </w:tcMar>
-            <w:vAlign w:val="center"/>
-          </w:tcPr>
-          <w:p>
-            <w:pPr>
-              <w:spacing w:after="0" w:lineRule="auto"/>
-              <w:rPr/>
-            </w:pPr>
-            <w:r>
-              <w:rPr>
-                <w:rtl w:val="0"/>
-              </w:rPr>
-              <w:t xml:space="preserve">Administrar los distintos usuarios y asignarlos a su centro, tren y línea.</w:t>
+                <w:rFonts w:ascii="Arial" w:cs="Arial" w:eastAsia="Arial" w:hAnsi="Arial"/>
+                <w:sz w:val="22"/>
+                <w:szCs w:val="22"/>
+                <w:rtl w:val="0"/>
+              </w:rPr>
+              <w:t>Validar campos obligatorios</w:t>
+            </w:r>
+          </w:p>
+        </w:tc>
+        <w:tc>
+          <w:tcPr>
+            <w:tcMar>
+              <w:top w:w="100.0" w:type="dxa"/>
+              <w:bottom w:w="100.0" w:type="dxa"/>
+            </w:tcMar>
+            <w:vAlign w:val="center"/>
+          </w:tcPr>
+          <w:p>
+            <w:pPr>
+              <w:spacing w:after="0" w:lineRule="auto"/>
+              <w:rPr/>
+            </w:pPr>
+            <w:r>
+              <w:rPr>
+                <w:rFonts w:ascii="Arial" w:cs="Arial" w:eastAsia="Arial" w:hAnsi="Arial"/>
+                <w:sz w:val="22"/>
+                <w:szCs w:val="22"/>
+                <w:rtl w:val="0"/>
+              </w:rPr>
+              <w:t>Evita los registros incompletos que el cliente describe como problema actual.</w:t>
             </w:r>
           </w:p>
         </w:tc>
@@ -3721,12 +3962,7 @@
                 <w:szCs w:val="19"/>
                 <w:rtl w:val="0"/>
               </w:rPr>
-              <w:t xml:space="preserve">Media</w:t>
-            </w:r>
-            <w:r>
-              <w:rPr>
-                <w:rtl w:val="0"/>
-              </w:rPr>
+              <w:t>Alta</w:t>
             </w:r>
           </w:p>
         </w:tc>
@@ -3751,30 +3987,36 @@
             </w:pPr>
             <w:r>
               <w:rPr>
-                <w:rtl w:val="0"/>
-              </w:rPr>
-              <w:t xml:space="preserve">Validar datos</w:t>
-            </w:r>
-          </w:p>
-        </w:tc>
-        <w:tc>
-          <w:tcPr>
-            <w:tcMar>
-              <w:top w:w="100.0" w:type="dxa"/>
-              <w:bottom w:w="100.0" w:type="dxa"/>
-            </w:tcMar>
-            <w:vAlign w:val="center"/>
-          </w:tcPr>
-          <w:p>
-            <w:pPr>
-              <w:spacing w:after="0" w:lineRule="auto"/>
-              <w:rPr/>
-            </w:pPr>
-            <w:r>
-              <w:rPr>
-                <w:rtl w:val="0"/>
-              </w:rPr>
-              <w:t xml:space="preserve">Revisar registros, corregirlo y marca el estado de revisión (falta corrección, listo)</w:t>
+                <w:rFonts w:ascii="Arial" w:cs="Arial" w:eastAsia="Arial" w:hAnsi="Arial"/>
+                <w:sz w:val="22"/>
+                <w:szCs w:val="22"/>
+                <w:rtl w:val="0"/>
+              </w:rPr>
+              <w:t>Historial con filtros y revisión del supervisor</w:t>
+            </w:r>
+          </w:p>
+        </w:tc>
+        <w:tc>
+          <w:tcPr>
+            <w:tcMar>
+              <w:top w:w="100.0" w:type="dxa"/>
+              <w:bottom w:w="100.0" w:type="dxa"/>
+            </w:tcMar>
+            <w:vAlign w:val="center"/>
+          </w:tcPr>
+          <w:p>
+            <w:pPr>
+              <w:spacing w:after="0" w:lineRule="auto"/>
+              <w:rPr/>
+            </w:pPr>
+            <w:r>
+              <w:rPr>
+                <w:rFonts w:ascii="Arial" w:cs="Arial" w:eastAsia="Arial" w:hAnsi="Arial"/>
+                <w:sz w:val="22"/>
+                <w:szCs w:val="22"/>
+                <w:rtl w:val="0"/>
+              </w:rPr>
+              <w:t>Cierra el ciclo registro → revisión y permite comparar una misma línea entre fechas y sectores.</w:t>
             </w:r>
           </w:p>
         </w:tc>
@@ -3801,12 +4043,7 @@
                 <w:szCs w:val="19"/>
                 <w:rtl w:val="0"/>
               </w:rPr>
-              <w:t xml:space="preserve">Media</w:t>
-            </w:r>
-            <w:r>
-              <w:rPr>
-                <w:rtl w:val="0"/>
-              </w:rPr>
+              <w:t>Alta</w:t>
             </w:r>
           </w:p>
         </w:tc>
@@ -3975,7 +4212,7 @@
                 <w:szCs w:val="22"/>
                 <w:rtl w:val="0"/>
               </w:rPr>
-              <w:t xml:space="preserve">Editar centro de cultivo</w:t>
+              <w:t>Conteo automático de individuos por imagen</w:t>
             </w:r>
           </w:p>
         </w:tc>
@@ -4007,7 +4244,7 @@
                 <w:szCs w:val="22"/>
                 <w:rtl w:val="0"/>
               </w:rPr>
-              <w:t xml:space="preserve">El caso base solo exige el registro, listado y búsqueda, por lo que modificar datos queda para una versión posterior.</w:t>
+              <w:t>El caso prohíbe afirmar que la app hace conteo automático si el equipo implementa conteo manual. Requiere visión computacional, fuera del alcance del semestre.</w:t>
             </w:r>
           </w:p>
         </w:tc>
@@ -4045,7 +4282,7 @@
                 <w:szCs w:val="22"/>
                 <w:rtl w:val="0"/>
               </w:rPr>
-              <w:t xml:space="preserve">Eliminar centro de cultivo</w:t>
+              <w:t>Integración con sistemas reales de ALDEMAR</w:t>
             </w:r>
           </w:p>
         </w:tc>
@@ -4077,7 +4314,7 @@
                 <w:szCs w:val="22"/>
                 <w:rtl w:val="0"/>
               </w:rPr>
-              <w:t xml:space="preserve">No fue solicitado en el menú principal de operaciones (opciones 1 a 5) de la primera versión.</w:t>
+              <w:t>El caso indica que no es obligatorio conectarse a sistemas productivos y exige trabajar con datos ficticios, sin credenciales ni bases de datos reales.</w:t>
             </w:r>
           </w:p>
         </w:tc>
@@ -4115,7 +4352,7 @@
                 <w:szCs w:val="22"/>
                 <w:rtl w:val="0"/>
               </w:rPr>
-              <w:t xml:space="preserve">Autenticación (Login)</w:t>
+              <w:t>Cálculo de calibre, peso y análisis productivos</w:t>
             </w:r>
           </w:p>
         </w:tc>
@@ -4140,12 +4377,7 @@
                 <w:szCs w:val="22"/>
                 <w:rtl w:val="0"/>
               </w:rPr>
-              <w:t xml:space="preserve">El alcance inicial asume acceso directo a las herramientas de gestión del sistema sin manejar perfiles todavía.</w:t>
-            </w:r>
-            <w:r>
-              <w:rPr>
-                <w:rtl w:val="0"/>
-              </w:rPr>
+              <w:t>Son datos opcionales del caso y su interpretación corresponde al criterio técnico de la organización, no a la aplicación.</w:t>
             </w:r>
           </w:p>
         </w:tc>
@@ -4170,28 +4402,36 @@
             </w:pPr>
             <w:r>
               <w:rPr>
-                <w:rtl w:val="0"/>
-              </w:rPr>
-            </w:r>
-          </w:p>
-        </w:tc>
-        <w:tc>
-          <w:tcPr>
-            <w:tcMar>
-              <w:top w:w="100.0" w:type="dxa"/>
-              <w:bottom w:w="100.0" w:type="dxa"/>
-            </w:tcMar>
-            <w:vAlign w:val="center"/>
-          </w:tcPr>
-          <w:p>
-            <w:pPr>
-              <w:spacing w:after="0" w:lineRule="auto"/>
-              <w:rPr/>
-            </w:pPr>
-            <w:r>
-              <w:rPr>
-                <w:rtl w:val="0"/>
-              </w:rPr>
+                <w:rFonts w:ascii="Arial" w:cs="Arial" w:eastAsia="Arial" w:hAnsi="Arial"/>
+                <w:sz w:val="22"/>
+                <w:szCs w:val="22"/>
+                <w:rtl w:val="0"/>
+              </w:rPr>
+              <w:t>Exportación real a planilla o API productiva</w:t>
+            </w:r>
+          </w:p>
+        </w:tc>
+        <w:tc>
+          <w:tcPr>
+            <w:tcMar>
+              <w:top w:w="100.0" w:type="dxa"/>
+              <w:bottom w:w="100.0" w:type="dxa"/>
+            </w:tcMar>
+            <w:vAlign w:val="center"/>
+          </w:tcPr>
+          <w:p>
+            <w:pPr>
+              <w:spacing w:after="0" w:lineRule="auto"/>
+              <w:rPr/>
+            </w:pPr>
+            <w:r>
+              <w:rPr>
+                <w:rFonts w:ascii="Arial" w:cs="Arial" w:eastAsia="Arial" w:hAnsi="Arial"/>
+                <w:sz w:val="22"/>
+                <w:szCs w:val="22"/>
+                <w:rtl w:val="0"/>
+              </w:rPr>
+              <w:t>En el MVP solo se simula el resumen final. Una exportación real exigiría un backend y datos reales que el caso excluye.</w:t>
             </w:r>
           </w:p>
         </w:tc>
@@ -4360,7 +4600,7 @@
                 <w:szCs w:val="22"/>
                 <w:rtl w:val="0"/>
               </w:rPr>
-              <w:t xml:space="preserve">1. Registrar centro</w:t>
+              <w:t>1. Registrar muestra con sus datos de trazabilidad</w:t>
             </w:r>
           </w:p>
         </w:tc>
@@ -4392,7 +4632,7 @@
                 <w:szCs w:val="22"/>
                 <w:rtl w:val="0"/>
               </w:rPr>
-              <w:t xml:space="preserve">Es el ingreso de datos indispensable (input).</w:t>
+              <w:t>Es el ingreso de datos indispensable: sin él no hay caso que resolver.</w:t>
             </w:r>
           </w:p>
         </w:tc>
@@ -4430,7 +4670,7 @@
                 <w:szCs w:val="22"/>
                 <w:rtl w:val="0"/>
               </w:rPr>
-              <w:t xml:space="preserve">2. Listar centros</w:t>
+              <w:t>2. Ingresar conteo y adjuntar fotografía</w:t>
             </w:r>
           </w:p>
         </w:tc>
@@ -4462,7 +4702,7 @@
                 <w:szCs w:val="22"/>
                 <w:rtl w:val="0"/>
               </w:rPr>
-              <w:t xml:space="preserve">Permite la lectura general de los datos ingresados.</w:t>
+              <w:t>Es la evidencia que hoy se pierde o queda separada del registro.</w:t>
             </w:r>
           </w:p>
         </w:tc>
@@ -4500,7 +4740,7 @@
                 <w:szCs w:val="22"/>
                 <w:rtl w:val="0"/>
               </w:rPr>
-              <w:t xml:space="preserve">3. Buscar centro por ID</w:t>
+              <w:t>3. Validar campos obligatorios antes de guardar</w:t>
             </w:r>
           </w:p>
         </w:tc>
@@ -4532,7 +4772,7 @@
                 <w:szCs w:val="22"/>
                 <w:rtl w:val="0"/>
               </w:rPr>
-              <w:t xml:space="preserve">Es el filtro básico para ubicar un registro único.</w:t>
+              <w:t>Es lo único que impide el registro incompleto descrito por el cliente.</w:t>
             </w:r>
           </w:p>
         </w:tc>
@@ -4570,7 +4810,7 @@
                 <w:szCs w:val="22"/>
                 <w:rtl w:val="0"/>
               </w:rPr>
-              <w:t xml:space="preserve">4. Consulta asíncrona</w:t>
+              <w:t>4. Consultar el historial y marcar la revisión del supervisor</w:t>
             </w:r>
           </w:p>
         </w:tc>
@@ -4602,7 +4842,7 @@
                 <w:szCs w:val="22"/>
                 <w:rtl w:val="0"/>
               </w:rPr>
-              <w:t xml:space="preserve">Es el valor agregado para consultar la producción sin colapsos.</w:t>
+              <w:t>Demuestra la trazabilidad y la mejora esperada: revisar y comparar registros anteriores.</w:t>
             </w:r>
           </w:p>
         </w:tc>
@@ -4922,32 +5162,27 @@
                 <w:szCs w:val="18"/>
                 <w:rtl w:val="0"/>
               </w:rPr>
-              <w:t xml:space="preserve">1</w:t>
-            </w:r>
-            <w:r>
-              <w:rPr>
-                <w:rtl w:val="0"/>
-              </w:rPr>
-            </w:r>
-          </w:p>
-        </w:tc>
-        <w:tc>
-          <w:tcPr>
-            <w:tcMar>
-              <w:top w:w="100.0" w:type="dxa"/>
-              <w:bottom w:w="100.0" w:type="dxa"/>
-            </w:tcMar>
-            <w:vAlign w:val="center"/>
-          </w:tcPr>
-          <w:p>
-            <w:pPr>
-              <w:rPr/>
-            </w:pPr>
-            <w:r>
-              <w:rPr>
-                <w:rtl w:val="0"/>
-              </w:rPr>
-              <w:t xml:space="preserve">Supervisor</w:t>
+              <w:t>1</w:t>
+            </w:r>
+          </w:p>
+        </w:tc>
+        <w:tc>
+          <w:tcPr>
+            <w:tcMar>
+              <w:top w:w="100.0" w:type="dxa"/>
+              <w:bottom w:w="100.0" w:type="dxa"/>
+            </w:tcMar>
+            <w:vAlign w:val="center"/>
+          </w:tcPr>
+          <w:p>
+            <w:pPr>
+              <w:rPr/>
+            </w:pPr>
+            <w:r>
+              <w:rPr>
+                <w:rtl w:val="0"/>
+              </w:rPr>
+              <w:t>Operador de muestreo</w:t>
             </w:r>
           </w:p>
         </w:tc>
@@ -4979,7 +5214,7 @@
                 <w:szCs w:val="22"/>
                 <w:rtl w:val="0"/>
               </w:rPr>
-              <w:t xml:space="preserve">registrar un centro de cultivo con sus datos (nombre, ubicación, producción, encargado)</w:t>
+              <w:t>registrar una muestra indicando centro, tren, línea, fecha y tramo muestreado</w:t>
             </w:r>
           </w:p>
         </w:tc>
@@ -5011,7 +5246,7 @@
                 <w:szCs w:val="22"/>
                 <w:rtl w:val="0"/>
               </w:rPr>
-              <w:t xml:space="preserve">almacenar la información inicial en la base del sistema de forma segura.</w:t>
+              <w:t>que cada dato quede asociado a una línea de cultivo y se pueda seguir después.</w:t>
             </w:r>
           </w:p>
         </w:tc>
@@ -5041,32 +5276,27 @@
                 <w:szCs w:val="18"/>
                 <w:rtl w:val="0"/>
               </w:rPr>
-              <w:t xml:space="preserve">2</w:t>
-            </w:r>
-            <w:r>
-              <w:rPr>
-                <w:rtl w:val="0"/>
-              </w:rPr>
-            </w:r>
-          </w:p>
-        </w:tc>
-        <w:tc>
-          <w:tcPr>
-            <w:tcMar>
-              <w:top w:w="100.0" w:type="dxa"/>
-              <w:bottom w:w="100.0" w:type="dxa"/>
-            </w:tcMar>
-            <w:vAlign w:val="center"/>
-          </w:tcPr>
-          <w:p>
-            <w:pPr>
-              <w:rPr/>
-            </w:pPr>
-            <w:r>
-              <w:rPr>
-                <w:rtl w:val="0"/>
-              </w:rPr>
-              <w:t xml:space="preserve">Supervisor</w:t>
+              <w:t>2</w:t>
+            </w:r>
+          </w:p>
+        </w:tc>
+        <w:tc>
+          <w:tcPr>
+            <w:tcMar>
+              <w:top w:w="100.0" w:type="dxa"/>
+              <w:bottom w:w="100.0" w:type="dxa"/>
+            </w:tcMar>
+            <w:vAlign w:val="center"/>
+          </w:tcPr>
+          <w:p>
+            <w:pPr>
+              <w:rPr/>
+            </w:pPr>
+            <w:r>
+              <w:rPr>
+                <w:rtl w:val="0"/>
+              </w:rPr>
+              <w:t>Operador de muestreo</w:t>
             </w:r>
           </w:p>
         </w:tc>
@@ -5095,7 +5325,7 @@
                 <w:szCs w:val="22"/>
                 <w:rtl w:val="0"/>
               </w:rPr>
-              <w:t xml:space="preserve">visualizar un listado completo de los centros registrados</w:t>
+              <w:t>ingresar el conteo de individuos y adjuntar la fotografía de la muestra</w:t>
             </w:r>
           </w:p>
         </w:tc>
@@ -5127,7 +5357,7 @@
                 <w:szCs w:val="22"/>
                 <w:rtl w:val="0"/>
               </w:rPr>
-              <w:t xml:space="preserve">verificar el estado general de las operaciones.</w:t>
+              <w:t>dejar la evidencia junto al registro y no en archivos separados.</w:t>
             </w:r>
           </w:p>
         </w:tc>
@@ -5157,32 +5387,27 @@
                 <w:szCs w:val="18"/>
                 <w:rtl w:val="0"/>
               </w:rPr>
-              <w:t xml:space="preserve">3</w:t>
-            </w:r>
-            <w:r>
-              <w:rPr>
-                <w:rtl w:val="0"/>
-              </w:rPr>
-            </w:r>
-          </w:p>
-        </w:tc>
-        <w:tc>
-          <w:tcPr>
-            <w:tcMar>
-              <w:top w:w="100.0" w:type="dxa"/>
-              <w:bottom w:w="100.0" w:type="dxa"/>
-            </w:tcMar>
-            <w:vAlign w:val="center"/>
-          </w:tcPr>
-          <w:p>
-            <w:pPr>
-              <w:rPr/>
-            </w:pPr>
-            <w:r>
-              <w:rPr>
-                <w:rtl w:val="0"/>
-              </w:rPr>
-              <w:t xml:space="preserve">Gerente</w:t>
+              <w:t>3</w:t>
+            </w:r>
+          </w:p>
+        </w:tc>
+        <w:tc>
+          <w:tcPr>
+            <w:tcMar>
+              <w:top w:w="100.0" w:type="dxa"/>
+              <w:bottom w:w="100.0" w:type="dxa"/>
+            </w:tcMar>
+            <w:vAlign w:val="center"/>
+          </w:tcPr>
+          <w:p>
+            <w:pPr>
+              <w:rPr/>
+            </w:pPr>
+            <w:r>
+              <w:rPr>
+                <w:rtl w:val="0"/>
+              </w:rPr>
+              <w:t>Operador de muestreo</w:t>
             </w:r>
           </w:p>
         </w:tc>
@@ -5214,7 +5439,7 @@
                 <w:szCs w:val="22"/>
                 <w:rtl w:val="0"/>
               </w:rPr>
-              <w:t xml:space="preserve">buscar un centro de cultivo utilizando su número de ID</w:t>
+              <w:t>que la aplicación me avise si dejo un campo obligatorio vacío antes de guardar</w:t>
             </w:r>
           </w:p>
         </w:tc>
@@ -5246,7 +5471,7 @@
                 <w:szCs w:val="22"/>
                 <w:rtl w:val="0"/>
               </w:rPr>
-              <w:t xml:space="preserve">acceder rápidamente a los detalles de un centro en específico.</w:t>
+              <w:t>no terminar el turno con registros incompletos.</w:t>
             </w:r>
           </w:p>
         </w:tc>
@@ -5276,32 +5501,27 @@
                 <w:szCs w:val="18"/>
                 <w:rtl w:val="0"/>
               </w:rPr>
-              <w:t xml:space="preserve">4</w:t>
-            </w:r>
-            <w:r>
-              <w:rPr>
-                <w:rtl w:val="0"/>
-              </w:rPr>
-            </w:r>
-          </w:p>
-        </w:tc>
-        <w:tc>
-          <w:tcPr>
-            <w:tcMar>
-              <w:top w:w="100.0" w:type="dxa"/>
-              <w:bottom w:w="100.0" w:type="dxa"/>
-            </w:tcMar>
-            <w:vAlign w:val="center"/>
-          </w:tcPr>
-          <w:p>
-            <w:pPr>
-              <w:rPr/>
-            </w:pPr>
-            <w:r>
-              <w:rPr>
-                <w:rtl w:val="0"/>
-              </w:rPr>
-              <w:t xml:space="preserve">Gerente</w:t>
+              <w:t>4</w:t>
+            </w:r>
+          </w:p>
+        </w:tc>
+        <w:tc>
+          <w:tcPr>
+            <w:tcMar>
+              <w:top w:w="100.0" w:type="dxa"/>
+              <w:bottom w:w="100.0" w:type="dxa"/>
+            </w:tcMar>
+            <w:vAlign w:val="center"/>
+          </w:tcPr>
+          <w:p>
+            <w:pPr>
+              <w:rPr/>
+            </w:pPr>
+            <w:r>
+              <w:rPr>
+                <w:rtl w:val="0"/>
+              </w:rPr>
+              <w:t>Supervisor técnico</w:t>
             </w:r>
           </w:p>
         </w:tc>
@@ -5326,12 +5546,7 @@
                 <w:szCs w:val="22"/>
                 <w:rtl w:val="0"/>
               </w:rPr>
-              <w:t xml:space="preserve">solicitar los datos de producción de un centro a través de una consulta al servidor</w:t>
-            </w:r>
-            <w:r>
-              <w:rPr>
-                <w:rtl w:val="0"/>
-              </w:rPr>
+              <w:t>revisar las muestras registradas y marcarlas como observada, corregida o validada</w:t>
             </w:r>
           </w:p>
         </w:tc>
@@ -5363,7 +5578,7 @@
                 <w:szCs w:val="22"/>
                 <w:rtl w:val="0"/>
               </w:rPr>
-              <w:t xml:space="preserve">conocer las toneladas producidas sin que la aplicación se congele o bloquee.</w:t>
+              <w:t>detectar los errores a tiempo, sin tener que repetir el muestreo.</w:t>
             </w:r>
           </w:p>
         </w:tc>
@@ -5393,72 +5608,73 @@
                 <w:szCs w:val="18"/>
                 <w:rtl w:val="0"/>
               </w:rPr>
-              <w:t xml:space="preserve">5</w:t>
-            </w:r>
-            <w:r>
-              <w:rPr>
-                <w:rtl w:val="0"/>
-              </w:rPr>
-            </w:r>
-          </w:p>
-        </w:tc>
-        <w:tc>
-          <w:tcPr>
-            <w:tcMar>
-              <w:top w:w="100.0" w:type="dxa"/>
-              <w:bottom w:w="100.0" w:type="dxa"/>
-            </w:tcMar>
-            <w:vAlign w:val="center"/>
-          </w:tcPr>
-          <w:p>
-            <w:pPr>
-              <w:rPr/>
-            </w:pPr>
-            <w:r>
-              <w:rPr>
-                <w:rtl w:val="0"/>
-              </w:rPr>
-              <w:t xml:space="preserve">Supervisor</w:t>
-            </w:r>
-          </w:p>
-        </w:tc>
-        <w:tc>
-          <w:tcPr>
-            <w:tcMar>
-              <w:top w:w="100.0" w:type="dxa"/>
-              <w:bottom w:w="100.0" w:type="dxa"/>
-            </w:tcMar>
-            <w:vAlign w:val="center"/>
-          </w:tcPr>
-          <w:p>
-            <w:pPr>
-              <w:rPr/>
-            </w:pPr>
-            <w:r>
-              <w:rPr>
-                <w:rtl w:val="0"/>
-              </w:rPr>
-              <w:t xml:space="preserve">visualizar el estado del encargado del centro o recibir un aviso si no se encuentra asignado </w:t>
-            </w:r>
-          </w:p>
-        </w:tc>
-        <w:tc>
-          <w:tcPr>
-            <w:tcMar>
-              <w:top w:w="100.0" w:type="dxa"/>
-              <w:bottom w:w="100.0" w:type="dxa"/>
-            </w:tcMar>
-            <w:vAlign w:val="center"/>
-          </w:tcPr>
-          <w:p>
-            <w:pPr>
-              <w:rPr/>
-            </w:pPr>
-            <w:r>
-              <w:rPr>
-                <w:rtl w:val="0"/>
-              </w:rPr>
-              <w:t xml:space="preserve">Mantener un control exacto del personal responsable sin que la aplicación falle por datos nulos. </w:t>
+              <w:t>5</w:t>
+            </w:r>
+          </w:p>
+        </w:tc>
+        <w:tc>
+          <w:tcPr>
+            <w:tcMar>
+              <w:top w:w="100.0" w:type="dxa"/>
+              <w:bottom w:w="100.0" w:type="dxa"/>
+            </w:tcMar>
+            <w:vAlign w:val="center"/>
+          </w:tcPr>
+          <w:p>
+            <w:pPr>
+              <w:rPr/>
+            </w:pPr>
+            <w:r>
+              <w:rPr>
+                <w:rtl w:val="0"/>
+              </w:rPr>
+              <w:t>Analista de reportes</w:t>
+            </w:r>
+          </w:p>
+        </w:tc>
+        <w:tc>
+          <w:tcPr>
+            <w:tcMar>
+              <w:top w:w="100.0" w:type="dxa"/>
+              <w:bottom w:w="100.0" w:type="dxa"/>
+            </w:tcMar>
+            <w:vAlign w:val="center"/>
+          </w:tcPr>
+          <w:p>
+            <w:pPr>
+              <w:rPr/>
+            </w:pPr>
+            <w:r>
+              <w:rPr>
+                <w:rFonts w:ascii="Arial" w:cs="Arial" w:eastAsia="Arial" w:hAnsi="Arial"/>
+                <w:sz w:val="22"/>
+                <w:szCs w:val="22"/>
+                <w:rtl w:val="0"/>
+              </w:rPr>
+              <w:t>filtrar el historial por centro, línea, fecha o estado de revisión</w:t>
+            </w:r>
+          </w:p>
+        </w:tc>
+        <w:tc>
+          <w:tcPr>
+            <w:tcMar>
+              <w:top w:w="100.0" w:type="dxa"/>
+              <w:bottom w:w="100.0" w:type="dxa"/>
+            </w:tcMar>
+            <w:vAlign w:val="center"/>
+          </w:tcPr>
+          <w:p>
+            <w:pPr>
+              <w:rPr/>
+            </w:pPr>
+            <w:r>
+              <w:rPr>
+                <w:rFonts w:ascii="Arial" w:cs="Arial" w:eastAsia="Arial" w:hAnsi="Arial"/>
+                <w:sz w:val="22"/>
+                <w:szCs w:val="22"/>
+                <w:rtl w:val="0"/>
+              </w:rPr>
+              <w:t>comparar el comportamiento de una misma línea entre distintas fechas y sectores.</w:t>
             </w:r>
           </w:p>
         </w:tc>
@@ -5714,7 +5930,7 @@
                 <w:szCs w:val="22"/>
                 <w:rtl w:val="0"/>
               </w:rPr>
-              <w:t xml:space="preserve">1. Pantalla Menú Principal</w:t>
+              <w:t>1. Inicio de sesión</w:t>
             </w:r>
           </w:p>
         </w:tc>
@@ -5746,7 +5962,7 @@
                 <w:szCs w:val="22"/>
                 <w:rtl w:val="0"/>
               </w:rPr>
-              <w:t xml:space="preserve">Dar acceso a las 4 acciones principales del sistema y a la salida.</w:t>
+              <w:t>Identificar al usuario ficticio y cargar el rol que define qué puede hacer dentro de la app.</w:t>
             </w:r>
           </w:p>
         </w:tc>
@@ -5778,7 +5994,7 @@
                 <w:szCs w:val="22"/>
                 <w:rtl w:val="0"/>
               </w:rPr>
-              <w:t xml:space="preserve">Navegación (Registrar, Listar, Buscar, Consultar, Salir).</w:t>
+              <w:t>Ingreso con usuario de prueba; selección o validación de rol (RF1).</w:t>
             </w:r>
           </w:p>
         </w:tc>
@@ -5820,7 +6036,7 @@
                 <w:szCs w:val="22"/>
                 <w:rtl w:val="0"/>
               </w:rPr>
-              <w:t xml:space="preserve">2. Pantalla de Registro</w:t>
+              <w:t>2. Inicio / Listado de muestras</w:t>
             </w:r>
           </w:p>
         </w:tc>
@@ -5852,7 +6068,7 @@
                 <w:szCs w:val="22"/>
                 <w:rtl w:val="0"/>
               </w:rPr>
-              <w:t xml:space="preserve">Capturar los datos del "Centro Cultivo".</w:t>
+              <w:t>Mostrar las muestras registradas y dar acceso a las acciones disponibles según el rol.</w:t>
             </w:r>
           </w:p>
         </w:tc>
@@ -5884,7 +6100,7 @@
                 <w:szCs w:val="22"/>
                 <w:rtl w:val="0"/>
               </w:rPr>
-              <w:t xml:space="preserve">Inputs de ID, nombre, ubicación, producción y encargado (opcional), más validación de errores.</w:t>
+              <w:t>Listar historial, filtrar por centro, línea, fecha o estado, y acceso a “Nueva muestra” (RF6, RF7).</w:t>
             </w:r>
           </w:p>
         </w:tc>
@@ -5926,7 +6142,7 @@
                 <w:szCs w:val="22"/>
                 <w:rtl w:val="0"/>
               </w:rPr>
-              <w:t xml:space="preserve">3. Pantalla de Listado</w:t>
+              <w:t>3. Nueva muestra</w:t>
             </w:r>
           </w:p>
         </w:tc>
@@ -5958,28 +6174,31 @@
                 <w:szCs w:val="22"/>
                 <w:rtl w:val="0"/>
               </w:rPr>
-              <w:t xml:space="preserve">Mostrar todos los centros iterando la lista guardada.</w:t>
-            </w:r>
-          </w:p>
-        </w:tc>
-        <w:tc>
-          <w:tcPr>
-            <w:tcMar>
-              <w:top w:w="100.0" w:type="dxa"/>
-              <w:bottom w:w="100.0" w:type="dxa"/>
-            </w:tcMar>
-            <w:vAlign w:val="center"/>
-          </w:tcPr>
-          <w:p>
-            <w:pPr>
-              <w:spacing w:after="0" w:lineRule="auto"/>
-              <w:rPr/>
-            </w:pPr>
-            <w:r>
-              <w:rPr>
-                <w:rtl w:val="0"/>
-              </w:rPr>
-              <w:t xml:space="preserve">Listar registros.</w:t>
+              <w:t>Capturar los datos de trazabilidad, el conteo y la evidencia fotográfica de la muestra.</w:t>
+            </w:r>
+          </w:p>
+        </w:tc>
+        <w:tc>
+          <w:tcPr>
+            <w:tcMar>
+              <w:top w:w="100.0" w:type="dxa"/>
+              <w:bottom w:w="100.0" w:type="dxa"/>
+            </w:tcMar>
+            <w:vAlign w:val="center"/>
+          </w:tcPr>
+          <w:p>
+            <w:pPr>
+              <w:spacing w:after="0" w:lineRule="auto"/>
+              <w:rPr/>
+            </w:pPr>
+            <w:r>
+              <w:rPr>
+                <w:rFonts w:ascii="Arial" w:cs="Arial" w:eastAsia="Arial" w:hAnsi="Arial"/>
+                <w:sz w:val="22"/>
+                <w:szCs w:val="22"/>
+                <w:rtl w:val="0"/>
+              </w:rPr>
+              <w:t>Formulario de centro, tren, línea, fecha, tramo y operador; conteo y observaciones; cámara o galería; validación de campos obligatorios (RF2, RF3, RF4, RF5).</w:t>
             </w:r>
           </w:p>
         </w:tc>
@@ -6021,7 +6240,7 @@
                 <w:szCs w:val="22"/>
                 <w:rtl w:val="0"/>
               </w:rPr>
-              <w:t xml:space="preserve">4. Pantalla de Búsqueda/Detalle</w:t>
+              <w:t>4. Detalle y revisión</w:t>
             </w:r>
           </w:p>
         </w:tc>
@@ -6050,7 +6269,7 @@
                 <w:szCs w:val="22"/>
                 <w:rtl w:val="0"/>
               </w:rPr>
-              <w:t xml:space="preserve">Ingresar un ID y mostrar el resultado o un mensaje de error si no existe.</w:t>
+              <w:t>Mostrar una muestra completa y permitir al supervisor cambiar su estado de revisión.</w:t>
             </w:r>
           </w:p>
         </w:tc>
@@ -6082,7 +6301,7 @@
                 <w:szCs w:val="22"/>
                 <w:rtl w:val="0"/>
               </w:rPr>
-              <w:t xml:space="preserve">Buscar centro, y opcionalmente lanzar la consulta asíncrona de producción.</w:t>
+              <w:t>Ver datos y fotografía, comentario del supervisor y cambio de estado entre pendiente, observado, corregido y validado (RF8).</w:t>
             </w:r>
           </w:p>
         </w:tc>
@@ -6178,62 +6397,90 @@
             </w:pPr>
             <w:r>
               <w:rPr>
-                <w:rFonts w:ascii="Aptos" w:cs="Aptos" w:eastAsia="Aptos" w:hAnsi="Aptos"/>
-                <w:b w:val="0"/>
-                <w:bCs w:val="0"/>
-                <w:color w:val="222222"/>
-                <w:sz w:val="19"/>
-                <w:szCs w:val="19"/>
-                <w:rtl w:val="0"/>
-              </w:rPr>
-              <w:br w:type="textWrapping"/>
-            </w:r>
-            <w:r>
-              <w:rPr>
-                <w:rFonts w:ascii="Aptos" w:cs="Aptos" w:eastAsia="Aptos" w:hAnsi="Aptos"/>
-                <w:b w:val="0"/>
-                <w:bCs w:val="0"/>
-                <w:color w:val="222222"/>
-                <w:sz w:val="19"/>
-                <w:szCs w:val="19"/>
-              </w:rPr>
-              <w:drawing>
-                <wp:inline distB="114300" distT="114300" distL="114300" distR="114300">
-                  <wp:extent cx="6343650" cy="4423284"/>
-                  <wp:effectExtent b="0" l="0" r="0" t="0"/>
-                  <wp:docPr id="1" name="image1.png"/>
-                  <a:graphic>
-                    <a:graphicData uri="http://schemas.openxmlformats.org/drawingml/2006/picture">
-                      <pic:pic>
-                        <pic:nvPicPr>
-                          <pic:cNvPr id="0" name="image1.png"/>
-                          <pic:cNvPicPr preferRelativeResize="0"/>
-                        </pic:nvPicPr>
-                        <pic:blipFill>
-                          <a:blip r:embed="rId7"/>
-                          <a:srcRect b="0" l="0" r="0" t="0"/>
-                          <a:stretch>
-                            <a:fillRect/>
-                          </a:stretch>
-                        </pic:blipFill>
-                        <pic:spPr>
-                          <a:xfrm>
-                            <a:off x="0" y="0"/>
-                            <a:ext cx="6343650" cy="4423284"/>
-                          </a:xfrm>
-                          <a:prstGeom prst="rect"/>
-                          <a:ln/>
-                        </pic:spPr>
-                      </pic:pic>
-                    </a:graphicData>
-                  </a:graphic>
-                </wp:inline>
-              </w:drawing>
-            </w:r>
-            <w:r>
-              <w:rPr>
-                <w:rtl w:val="0"/>
-              </w:rPr>
+                <w:b/>
+              </w:rPr>
+              <w:t>Flujo principal — Operador de muestreo</w:t>
+            </w:r>
+          </w:p>
+          <w:p>
+            <w:pPr>
+              <w:spacing w:after="0" w:lineRule="auto"/>
+              <w:rPr/>
+            </w:pPr>
+            <w:r>
+              <w:t>Login  →  Inicio / Listado de muestras  →  Nueva muestra  →  Datos de trazabilidad (centro, tren, línea, fecha, tramo)  →  Conteo y observaciones  →  Cámara o galería (foto)  →  Validación de campos  →  Guardar  →  Inicio / Listado (la muestra aparece en estado “Pendiente”)</w:t>
+            </w:r>
+          </w:p>
+          <w:p>
+            <w:pPr>
+              <w:spacing w:after="0" w:lineRule="auto"/>
+              <w:rPr/>
+            </w:pPr>
+            <w:r/>
+          </w:p>
+          <w:p>
+            <w:pPr>
+              <w:spacing w:after="0" w:lineRule="auto"/>
+              <w:rPr/>
+            </w:pPr>
+            <w:r>
+              <w:rPr>
+                <w:b/>
+              </w:rPr>
+              <w:t>Flujo de revisión — Supervisor técnico</w:t>
+            </w:r>
+          </w:p>
+          <w:p>
+            <w:pPr>
+              <w:spacing w:after="0" w:lineRule="auto"/>
+              <w:rPr/>
+            </w:pPr>
+            <w:r>
+              <w:t>Login  →  Inicio / Listado (filtro por estado “Pendiente”)  →  Detalle de la muestra  →  Validar u observar + comentario  →  Cambio de estado  →  Inicio / Listado (estado actualizado)</w:t>
+            </w:r>
+          </w:p>
+          <w:p>
+            <w:pPr>
+              <w:spacing w:after="0" w:lineRule="auto"/>
+              <w:rPr/>
+            </w:pPr>
+            <w:r/>
+          </w:p>
+          <w:p>
+            <w:pPr>
+              <w:spacing w:after="0" w:lineRule="auto"/>
+              <w:rPr/>
+            </w:pPr>
+            <w:r>
+              <w:rPr>
+                <w:b/>
+              </w:rPr>
+              <w:t>Flujo de consulta — Analista de reportes</w:t>
+            </w:r>
+          </w:p>
+          <w:p>
+            <w:pPr>
+              <w:spacing w:after="0" w:lineRule="auto"/>
+              <w:rPr/>
+            </w:pPr>
+            <w:r>
+              <w:t>Login  →  Inicio / Listado  →  Filtrar por centro, línea, fecha o estado  →  Detalle de la muestra (solo lectura)</w:t>
+            </w:r>
+          </w:p>
+          <w:p>
+            <w:pPr>
+              <w:spacing w:after="0" w:lineRule="auto"/>
+              <w:rPr/>
+            </w:pPr>
+            <w:r/>
+          </w:p>
+          <w:p>
+            <w:pPr>
+              <w:spacing w:after="0" w:lineRule="auto"/>
+              <w:rPr/>
+            </w:pPr>
+            <w:r>
+              <w:t>Si la validación falla, la app vuelve al formulario y marca el campo faltante. Si el supervisor observa una muestra, esta regresa al operador en estado “Observado” para su corrección.</w:t>
             </w:r>
           </w:p>
         </w:tc>
@@ -6458,7 +6705,7 @@
               <w:rPr>
                 <w:rtl w:val="0"/>
               </w:rPr>
-              <w:t xml:space="preserve">Falta de un sistema digital centralizado para capturar, validar y hacer seguimiento a las muestras en terreno, lo que genera desorden y riesgo de pérdida de información. </w:t>
+              <w:t>El registro de muestras de choritos se hace de forma manual y la información queda repartida entre planillas, fotografías y notas. Eso produce diferencias de conteo, registros incompletos y dificulta comparar el historial de una misma línea de cultivo.</w:t>
             </w:r>
           </w:p>
         </w:tc>
@@ -6518,7 +6765,7 @@
               <w:rPr>
                 <w:rtl w:val="0"/>
               </w:rPr>
-              <w:t xml:space="preserve">ALDEMAR SpA</w:t>
+              <w:t>El operador de muestreo de ALDEMAR SpA que registra en terreno, apoyado por el supervisor técnico que revisa y valida esos registros.</w:t>
             </w:r>
           </w:p>
         </w:tc>
@@ -6578,7 +6825,7 @@
               <w:rPr>
                 <w:rtl w:val="0"/>
               </w:rPr>
-              <w:t xml:space="preserve">Una aplicación móvil estructurada por roles (operador, supervisor, analista) que permite capturar datos y fotos en terreno y pasarlos por un flujo ordenado de revisión. </w:t>
+              <w:t>Una aplicación móvil Android que permite registrar cada muestra en terreno con sus datos de trazabilidad (centro, tren, línea, fecha, tramo), su conteo y su fotografía, y luego pasarla por un flujo de revisión del supervisor.</w:t>
             </w:r>
           </w:p>
         </w:tc>
@@ -6638,7 +6885,7 @@
               <w:rPr>
                 <w:rtl w:val="0"/>
               </w:rPr>
-              <w:t xml:space="preserve">Sistema de autenticación, módulo de registro de muestras con evidencia fotográfica para el operador, y bandeja de validación/rechazo para el supervisor técnico. </w:t>
+              <w:t>Ingreso con rol, registro de muestra con conteo y fotografía, validación de campos obligatorios, historial con filtros y revisión del supervisor por estados. Todo con usuarios y datos ficticios.</w:t>
             </w:r>
           </w:p>
         </w:tc>
@@ -6698,7 +6945,7 @@
               <w:rPr>
                 <w:rtl w:val="0"/>
               </w:rPr>
-              <w:t xml:space="preserve">Trazabilidad total de las muestras en tiempo real, agilidad en la revisión y garantía de que la información validada no sufra modificaciones no autorizadas. </w:t>
+              <w:t>Registros completos y trazables por centro, tren y línea, con la evidencia fotográfica unida al dato, revisión más rápida por parte del supervisor y consulta del historial por fecha o sector.</w:t>
             </w:r>
           </w:p>
         </w:tc>
@@ -7117,33 +7364,7 @@
                 <w:szCs w:val="19"/>
                 <w:rtl w:val="0"/>
               </w:rPr>
-              <w:t xml:space="preserve">Evidencia_Clase_01_MVP_Equipo</w:t>
-            </w:r>
-            <w:r>
-              <w:rPr>
-                <w:color w:val="222222"/>
-                <w:sz w:val="19"/>
-                <w:szCs w:val="19"/>
-                <w:rtl w:val="0"/>
-              </w:rPr>
-              <w:t xml:space="preserve">1</w:t>
-            </w:r>
-            <w:r>
-              <w:rPr>
-                <w:rFonts w:ascii="Aptos" w:cs="Aptos" w:eastAsia="Aptos" w:hAnsi="Aptos"/>
-                <w:b w:val="0"/>
-                <w:bCs w:val="0"/>
-                <w:color w:val="222222"/>
-                <w:sz w:val="19"/>
-                <w:szCs w:val="19"/>
-                <w:rtl w:val="0"/>
-              </w:rPr>
-              <w:t xml:space="preserve">.docx</w:t>
-            </w:r>
-            <w:r>
-              <w:rPr>
-                <w:rtl w:val="0"/>
-              </w:rPr>
+              <w:t>Evidencia_Clase_01_MVP_Equipo01.docx</w:t>
             </w:r>
           </w:p>
         </w:tc>
@@ -7206,12 +7427,7 @@
                 <w:szCs w:val="19"/>
                 <w:rtl w:val="0"/>
               </w:rPr>
-              <w:t xml:space="preserve">Aqua-Sample/Caso Aldemar</w:t>
-            </w:r>
-            <w:r>
-              <w:rPr>
-                <w:rtl w:val="0"/>
-              </w:rPr>
+              <w:t>docs/evidencias/clase-01/</w:t>
             </w:r>
           </w:p>
         </w:tc>
@@ -7274,24 +7490,7 @@
                 <w:szCs w:val="19"/>
                 <w:rtl w:val="0"/>
               </w:rPr>
-              <w:t xml:space="preserve">commit:</w:t>
-            </w:r>
-            <w:r>
-              <w:rPr>
-                <w:rFonts w:ascii="Aptos" w:cs="Aptos" w:eastAsia="Aptos" w:hAnsi="Aptos"/>
-                <w:b w:val="0"/>
-                <w:bCs w:val="0"/>
-                <w:color w:val="222222"/>
-                <w:sz w:val="19"/>
-                <w:szCs w:val="19"/>
-                <w:rtl w:val="0"/>
-              </w:rPr>
-              <w:t xml:space="preserve"> agregar definición inicial del MVP</w:t>
-            </w:r>
-            <w:r>
-              <w:rPr>
-                <w:rtl w:val="0"/>
-              </w:rPr>
+              <w:t>docs: agrega definición inicial del MVP</w:t>
             </w:r>
           </w:p>
         </w:tc>
@@ -7487,12 +7686,7 @@
                 <w:szCs w:val="22"/>
                 <w:rtl w:val="0"/>
               </w:rPr>
-              <w:t xml:space="preserve">Sí. Vamos a construir una aplicación móvil que permitirá a los operarios y gerentes de Aldemar registrar los distintos centros de cultivo de salmones de la empresa, ingresar sus características principales y su encargado. Además, la aplicación les permitirá buscar rápidamente un centro específico, ver la lista completa de recintos activos y conectarse de forma fluida a la base de datos de producción para ver los resultados en toneladas, todo de forma rápida y sin que la pantalla se quede trabada.</w:t>
-            </w:r>
-            <w:r>
-              <w:rPr>
-                <w:rtl w:val="0"/>
-              </w:rPr>
+              <w:t>Sí. Vamos a construir una aplicación móvil Android para ALDEMAR que permite registrar en terreno las muestras de choritos. El operador indica el centro, el tren y la línea de cultivo, ingresa el conteo de individuos, adjunta la fotografía de la muestra y agrega sus observaciones. Cada registro queda guardado con su fecha y su evidencia, y el supervisor técnico puede revisarlo, observarlo o validarlo desde la misma aplicación. Así reemplazamos el registro manual disperso en planillas y fotos sueltas por un historial ordenado que se puede consultar y comparar por centro, línea o fecha. Todo el desarrollo usa datos ficticios, tal como exige el caso.</w:t>
             </w:r>
           </w:p>
         </w:tc>
